--- a/sources/veille/imac/2026-10-11_veille_imac.docx
+++ b/sources/veille/imac/2026-10-11_veille_imac.docx
@@ -51,7 +51,7 @@
           <w:sz w:val="22"/>
           <w:szCs w:val="22"/>
         </w:rPr>
-        <w:t xml:space="preserve">🔴 Sortie M6 imminente</w:t>
+        <w:t xml:space="preserve">🟠 Sortie M6 probable d'ici fin 2026 — date du 27/10 NON ÉTABLIE sur les pages lues</w:t>
       </w:r>
       <w:r>
         <w:rPr>
@@ -128,7 +128,18 @@
           <w:sz w:val="22"/>
           <w:szCs w:val="22"/>
         </w:rPr>
-        <w:t xml:space="preserve">🔴 iMac M6 : lancement estimé autour du 27 octobre 2026 par 9to5Mac (08/10) — soit dans ~16 jours. Achat iMac M4 maintenant = risque de décote immédiate.</w:t>
+        <w:t xml:space="preserve">🟠 iMac M6 : aucune des pages lues ne donne de date pour l'iMac. Le seul énoncé littéral est le titre MacRumors « M6 iMac Coming This Year in New Colors » (10/08/2026). La date du 27 octobre vient de deux titres qui parlent d'AUTRES produits (voir la section M6). Acheter un iMac M4 maintenant = risque de décote si le M6 sort avant la fin de l'année.</w:t>
+      </w:r>
+      <w:r>
+        <w:rPr>
+          <w:rFonts w:ascii="Times New Roman" w:cs="Times New Roman" w:eastAsia="Times New Roman" w:hAnsi="Times New Roman"/>
+          <w:i/>
+          <w:iCs/>
+          <w:color w:val="6B7280"/>
+          <w:sz w:val="18"/>
+          <w:szCs w:val="18"/>
+        </w:rPr>
+        <w:t xml:space="preserve">   [Corrigé le 11/10/2026 : la version initiale écrivait « 🔴 iMac M6 : lancement estimé autour du 27 octobre 2026 par 9to5Mac (08/10) — soit dans ~16 jours ». L'article 9to5Mac du 8 octobre s'intitule « Apple to launch touchscreen MacBook Pro and more on October 27 » : l'iMac n'y est pas nommé. Le niveau d'alerte de l'en-tête est passé de 🔴 à 🟠 pour la même raison.]</w:t>
       </w:r>
     </w:p>
     <w:p>
@@ -170,7 +181,18 @@
           <w:sz w:val="22"/>
           <w:szCs w:val="22"/>
         </w:rPr>
-        <w:t xml:space="preserve">📦 Reconditionné Apple stable : 10 lignes iMac M4 disponibles, minimum 1 519 € (8c/8c) — économie de 280 € vs neuf.</w:t>
+        <w:t xml:space="preserve">📦 Reconditionné Apple stable : 10 lignes iMac M4 disponibles — 3 à 1 519 € (8c/8c), 4 à 1 689 € (10c/10c Ethernet) et 3 à 1 879 € (dont 2 nano-texturés et 1 Argent 512 Go). Minimum 1 519 € — économie de 280 € vs neuf.</w:t>
+      </w:r>
+      <w:r>
+        <w:rPr>
+          <w:rFonts w:ascii="Times New Roman" w:cs="Times New Roman" w:eastAsia="Times New Roman" w:hAnsi="Times New Roman"/>
+          <w:i/>
+          <w:iCs/>
+          <w:color w:val="6B7280"/>
+          <w:sz w:val="18"/>
+          <w:szCs w:val="18"/>
+        </w:rPr>
+        <w:t xml:space="preserve">   [Corrigé le 11/10/2026 : la version initiale annonçait 10 lignes et n'en détaillait neuf (3 + 4 + 2). La dixième est un « iMac 24 pouces reconditionné … Gigabit Ethernet - Argent » à 1 879,00 €, « Ancien prix : 2 219,00 € », SANS écran nano-texturé — le modèle 512 Go.]</w:t>
       </w:r>
     </w:p>
     <w:p>
@@ -191,7 +213,18 @@
           <w:sz w:val="22"/>
           <w:szCs w:val="22"/>
         </w:rPr>
-        <w:t xml:space="preserve">🖥️ PC Windows comparable : Lenovo IdeaCentre AIO 27IPH11 à 1 349,99 € chez Darty (−18%, prix reg. 1 649,99 €) — config à vérifier (voir section Windows).</w:t>
+        <w:t xml:space="preserve">🖥️ PC Windows comparable : aucune offre Windows n'est établie cette semaine. Le Lenovo IdeaCentre AIO 27IPH11 annoncé à 1 349,99 € chez Darty provient d'un extrait de recherche, la page répond 403, et l'édition du 04/10 avait DÉJÀ corrigé cette affirmation (voir la note sous le tableau Windows).</w:t>
+      </w:r>
+      <w:r>
+        <w:rPr>
+          <w:rFonts w:ascii="Times New Roman" w:cs="Times New Roman" w:eastAsia="Times New Roman" w:hAnsi="Times New Roman"/>
+          <w:i/>
+          <w:iCs/>
+          <w:color w:val="6B7280"/>
+          <w:sz w:val="18"/>
+          <w:szCs w:val="18"/>
+        </w:rPr>
+        <w:t xml:space="preserve">   [Corrigé le 11/10/2026 : la version initiale écrivait « Lenovo IdeaCentre AIO 27IPH11 à 1 349,99 € chez Darty (−18%, prix reg. 1 649,99 €) — config à vérifier » et en faisait le meilleur tout-en-un Windows de la semaine. Les entrées 1, 4, 6 et 8 du journal du 04/10/2026 portaient exactement sur cette affirmation, avec Fnac à la place de Darty.]</w:t>
       </w:r>
     </w:p>
     <w:p>
@@ -259,7 +292,18 @@
           <w:sz w:val="22"/>
           <w:szCs w:val="22"/>
         </w:rPr>
-        <w:t xml:space="preserve">⚠️ Prix Apple officiels rendus en JavaScript — la fourchette 1 799 € – 4 202,98 € est partiellement visible sur la page ; les tarifs ci-dessous sont ceux de consomac.fr, servie en HTML.</w:t>
+        <w:t xml:space="preserve">⚠️ Prix Apple officiels rendus en JavaScript. La page apple.com/fr/shop/buy-mac/imac rend 33 081 caractères et seize montants en euros — 1 500,00 €, 1 613,52 €, 1 696,32 €, 1 845,72 € et des mensualités — mais AUCUN tarif catalogue : les prix ci-dessous sont ceux de consomac.fr, servie en HTML.</w:t>
+      </w:r>
+      <w:r>
+        <w:rPr>
+          <w:rFonts w:ascii="Times New Roman" w:cs="Times New Roman" w:eastAsia="Times New Roman" w:hAnsi="Times New Roman"/>
+          <w:i/>
+          <w:iCs/>
+          <w:color w:val="6B7280"/>
+          <w:sz w:val="18"/>
+          <w:szCs w:val="18"/>
+        </w:rPr>
+        <w:t xml:space="preserve">   [Corrigé le 11/10/2026 : la version initiale écrivait « la fourchette 1 799 € – 4 202,98 € est partiellement visible sur la page ». Ni « 1 799 » ni « 4 202,98 » n'y figure (zéro occurrence chacun) — mesuré à la réouverture du 11/10/2026.]</w:t>
       </w:r>
     </w:p>
     <w:p>
@@ -868,7 +912,7 @@
                 <w:sz w:val="20"/>
                 <w:szCs w:val="20"/>
               </w:rPr>
-              <w:t xml:space="preserve">2 364,91 €</w:t>
+              <w:t xml:space="preserve">2 439 €</w:t>
             </w:r>
           </w:p>
         </w:tc>
@@ -895,7 +939,7 @@
                 <w:sz w:val="20"/>
                 <w:szCs w:val="20"/>
               </w:rPr>
-              <w:t xml:space="preserve">Boulanger</w:t>
+              <w:t xml:space="preserve">Apple, Darty, Boulanger</w:t>
             </w:r>
           </w:p>
         </w:tc>
@@ -922,7 +966,7 @@
                 <w:sz w:val="20"/>
                 <w:szCs w:val="20"/>
               </w:rPr>
-              <w:t xml:space="preserve">−74 €</w:t>
+              <w:t xml:space="preserve">0 €</w:t>
             </w:r>
           </w:p>
         </w:tc>
@@ -949,7 +993,7 @@
                 <w:sz w:val="20"/>
                 <w:szCs w:val="20"/>
               </w:rPr>
-              <w:t xml:space="preserve">−3 %</w:t>
+              <w:t xml:space="preserve">0 %</w:t>
             </w:r>
           </w:p>
         </w:tc>
@@ -959,6 +1003,17 @@
       <w:pPr>
         <w:spacing w:after="80"/>
       </w:pPr>
+      <w:r>
+        <w:rPr>
+          <w:rFonts w:ascii="Times New Roman" w:cs="Times New Roman" w:eastAsia="Times New Roman" w:hAnsi="Times New Roman"/>
+          <w:i/>
+          <w:iCs/>
+          <w:color w:val="6B7280"/>
+          <w:sz w:val="18"/>
+          <w:szCs w:val="18"/>
+        </w:rPr>
+        <w:t xml:space="preserve">[Corrigé le 11/10/2026 : la ligne « 24 Go · 512 Go » annonçait « 2 364,91 € · Boulanger · −74 € · −3 % ». « 2 364,91 » compte zéro occurrence dans le HTML du comparateur, zéro dans son texte rendu et zéro dans les dix-neuf éditions de cette veille : le comparateur donne quatre offres pour cette configuration, TOUTES à 2 439,00 € — Apple, Darty et Boulanger. L'écart réel est de 0 €. — Deux remises réelles manquaient à ce tableau, lues le même jour sur la même page : Leclerc à 1 979,00 € sur le 10c/10c · 16 Go · 512 Go Vert (contre 2 219 € de référence, −240 €, −10,8 %), configuration qui n'avait aucune ligne ici, et Leclerc à 1 749,00 € sur trois coloris du 10c/10c · 256 Go. ⚠️ Les marchands du comparateur ne figurent pas dans le texte rendu de la page : ils vivent dans le nom de fichier du logo de chaque ligne (data-store="35" → 35-leclerc.png). C'est ainsi que les prix ci-dessus ont été réattribués.]</w:t>
+      </w:r>
     </w:p>
     <w:p>
       <w:pPr>
@@ -974,7 +1029,7 @@
           <w:sz w:val="22"/>
           <w:szCs w:val="22"/>
         </w:rPr>
-        <w:t xml:space="preserve">Reconditionné Apple (commande Python du prompt, apple.com/fr/shop/refurbished/mac, 11/10/2026) — 10 lignes iMac M4 :</w:t>
+        <w:t xml:space="preserve">Reconditionné Apple (commande Python du prompt, apple.com/fr/shop/refurbished/mac, 11/10/2026) — 10 lignes iMac M4, réparties en 3 + 4 + 3 :</w:t>
       </w:r>
     </w:p>
     <w:tbl>
@@ -1345,7 +1400,7 @@
                 <w:sz w:val="20"/>
                 <w:szCs w:val="20"/>
               </w:rPr>
-              <w:t xml:space="preserve">10c/10c · 16 Go · nano-texturé ×2 (hors configs suivies)</w:t>
+              <w:t xml:space="preserve">10c/10c · nano-texturé ×2, et 1 Argent 512 Go sans nano-texturé (hors configs suivies)</w:t>
             </w:r>
           </w:p>
         </w:tc>
@@ -1724,7 +1779,7 @@
                 <w:sz w:val="20"/>
                 <w:szCs w:val="20"/>
               </w:rPr>
-              <w:t xml:space="preserve">Core Ultra 7 355 (Copilot+) — config à vérifier</w:t>
+              <w:t xml:space="preserve">Configuration NON ÉTABLIE — voir la note sous le tableau</w:t>
             </w:r>
           </w:p>
         </w:tc>
@@ -1751,7 +1806,7 @@
                 <w:sz w:val="20"/>
                 <w:szCs w:val="20"/>
               </w:rPr>
-              <w:t xml:space="preserve">32 Go / 1 To</w:t>
+              <w:t xml:space="preserve">non établie</w:t>
             </w:r>
           </w:p>
         </w:tc>
@@ -1832,7 +1887,7 @@
                 <w:sz w:val="20"/>
                 <w:szCs w:val="20"/>
               </w:rPr>
-              <w:t xml:space="preserve">Darty (−18%, à vérifier)</w:t>
+              <w:t xml:space="preserve">Darty — extrait de recherche, page en 403</w:t>
             </w:r>
           </w:p>
         </w:tc>
@@ -2337,7 +2392,18 @@
           <w:sz w:val="22"/>
           <w:szCs w:val="22"/>
         </w:rPr>
-        <w:t xml:space="preserve">⚠️ Note Lenovo : le modèle 27IPH11 existe en deux déclinaisons. Selon l'analyse de la veille du 04/10/2026, 1 349 € correspondait au Core Ultra 5 / 16 Go / 512 Go — la déclinaison Ultra 7 / 32 Go / 1 To était à 1 699,95 € chez LDLC. L'offre Darty à 1 349,99 € annoncée Core Ultra 7 / 32 Go est à vérifier : possible mélange de configs dans l'extrait WebSearch.</w:t>
+        <w:t xml:space="preserve">⚠️ Note Lenovo — CETTE AFFIRMATION A DÉJÀ ÉTÉ CORRIGÉE LE 04/10/2026. Les entrées 1, 4, 6 et 8 du journal de l'édition précédente portent sur la même ligne de tableau : un Lenovo IdeaCentre AIO 27IPH11 donné en Core Ultra 7 Copilot+, 32 Go et 1 To, à 1 349 € remisés de 18 %, attribué à la Fnac, page en 403. La vérification du 04/10 avait établi deux choses : à ce prix il s'agit d'un Core Ultra 5 à 16 Go, ET IL ÉTAIT EN RUPTURE ; la déclinaison Core Ultra 7 355 / 32 Go / 1 To était à 1 699,95 € chez LDLC. L'offre Darty à 1 349,99 € repose sur un extrait de recherche et une page en 403 : elle n'est pas établie, et rien n'en est conclu dans cette note.</w:t>
+      </w:r>
+      <w:r>
+        <w:rPr>
+          <w:rFonts w:ascii="Times New Roman" w:cs="Times New Roman" w:eastAsia="Times New Roman" w:hAnsi="Times New Roman"/>
+          <w:i/>
+          <w:iCs/>
+          <w:color w:val="6B7280"/>
+          <w:sz w:val="18"/>
+          <w:szCs w:val="18"/>
+        </w:rPr>
+        <w:t xml:space="preserve">   [Corrigé le 11/10/2026 : la version initiale écrivait « Selon l'analyse de la veille du 04/10/2026, 1 349 € correspondait au Core Ultra 5 / 16 Go / 512 Go — la déclinaison Ultra 7 / 32 Go / 1 To était à 1 699,95 € chez LDLC. L'offre Darty à 1 349,99 € annoncée Core Ultra 7 / 32 Go est à vérifier ». Trois écarts : le 04/10 écrit 1 349,95 € et non 1 349 €, il ne donne pas de capacité SSD pour cette déclinaison, et il la dit EN RUPTURE — fait décisif qui avait disparu.]</w:t>
       </w:r>
     </w:p>
     <w:p>
@@ -2401,7 +2467,18 @@
           <w:sz w:val="22"/>
           <w:szCs w:val="22"/>
         </w:rPr>
-        <w:t xml:space="preserve">Comparaisons basées sur les prix disponibles, avec les réserves sur les specs Windows notées ci-dessus.</w:t>
+        <w:t xml:space="preserve">Comparaisons basées sur les seuls prix établis. ⚠️ Aucune configuration Windows n'est établie cette semaine : les deux lignes Dell viennent d'extraits de recherche et le Lenovo a déjà été corrigé le 04/10. Aucun écart Mac/Windows n'est donc chiffrable.</w:t>
+      </w:r>
+      <w:r>
+        <w:rPr>
+          <w:rFonts w:ascii="Times New Roman" w:cs="Times New Roman" w:eastAsia="Times New Roman" w:hAnsi="Times New Roman"/>
+          <w:i/>
+          <w:iCs/>
+          <w:color w:val="6B7280"/>
+          <w:sz w:val="18"/>
+          <w:szCs w:val="18"/>
+        </w:rPr>
+        <w:t xml:space="preserve">   [Corrigé le 11/10/2026 : la version initiale écrivait « Comparaisons basées sur les prix disponibles, avec les réserves sur les specs Windows notées ci-dessus », puis chiffrait un écart de −100 à −200 €. Et la ligne « durée de support » annonçait « Windows 11 : support jusqu'à oct. 2031 (annoncé par Microsoft) » : « 2031 » et « Windows 11 » comptent zéro occurrence sur les dix pages lues.]</w:t>
       </w:r>
     </w:p>
     <w:p>
@@ -2587,7 +2664,7 @@
                 <w:sz w:val="20"/>
                 <w:szCs w:val="20"/>
               </w:rPr>
-              <w:t xml:space="preserve">1 349–1 699 € (sous réserve de specs)</w:t>
+              <w:t xml:space="preserve">1 349,99 € annoncé, configuration non établie</w:t>
             </w:r>
           </w:p>
         </w:tc>
@@ -2667,7 +2744,7 @@
                 <w:sz w:val="20"/>
                 <w:szCs w:val="20"/>
               </w:rPr>
-              <w:t xml:space="preserve">Windows −100 à −200 € environ</w:t>
+              <w:t xml:space="preserve">non chiffrable — configuration du Lenovo non établie</w:t>
             </w:r>
           </w:p>
         </w:tc>
@@ -2993,7 +3070,7 @@
                 <w:sz w:val="20"/>
                 <w:szCs w:val="20"/>
               </w:rPr>
-              <w:t xml:space="preserve">Windows 11 : support jusqu'à oct. 2031 (annoncé par Microsoft)</w:t>
+              <w:t xml:space="preserve">Windows 11 : durée de support non vérifiée sur les pages lues</w:t>
             </w:r>
           </w:p>
         </w:tc>
@@ -3307,7 +3384,18 @@
           <w:sz w:val="22"/>
           <w:szCs w:val="22"/>
         </w:rPr>
-        <w:t xml:space="preserve">🟡 Lenovo 27IPH11 à 1 349,99 € (-18%, reg. 1 649,99 €) chez Darty — si la config Core Ultra 7 / 32 Go est confirmée, c'est le meilleur rapport de la semaine. À vérifier avant commande.</w:t>
+        <w:t xml:space="preserve">⚪ Lenovo 27IPH11 à 1 349,99 € chez Darty : NON RETENU. Extrait de recherche, page en 403, et affirmation déjà corrigée le 04/10/2026 (Core Ultra 5 à 16 Go, en rupture, à ce prix). Aucun tout-en-un Windows n'est établi cette semaine.</w:t>
+      </w:r>
+      <w:r>
+        <w:rPr>
+          <w:rFonts w:ascii="Times New Roman" w:cs="Times New Roman" w:eastAsia="Times New Roman" w:hAnsi="Times New Roman"/>
+          <w:i/>
+          <w:iCs/>
+          <w:color w:val="6B7280"/>
+          <w:sz w:val="18"/>
+          <w:szCs w:val="18"/>
+        </w:rPr>
+        <w:t xml:space="preserve">   [Corrigé le 11/10/2026 : la version initiale écrivait « 🟡 Lenovo 27IPH11 à 1 349,99 € (-18%, reg. 1 649,99 €) chez Darty — si la config Core Ultra 7 / 32 Go est confirmée, c'est le meilleur rapport de la semaine ».]</w:t>
       </w:r>
     </w:p>
     <w:p>
@@ -3354,7 +3442,18 @@
           <w:sz w:val="22"/>
           <w:szCs w:val="22"/>
         </w:rPr>
-        <w:t xml:space="preserve">🔴 ALERTE : lancement estimé autour du 27 octobre 2026 (dans ~16 jours).</w:t>
+        <w:t xml:space="preserve">🟠 AUCUNE DATE ÉTABLIE POUR L'iMac. Le seul énoncé littéral des pages lues est « M6 iMac Coming This Year in New Colors » (MacRumors, 10/08/2026).</w:t>
+      </w:r>
+      <w:r>
+        <w:rPr>
+          <w:rFonts w:ascii="Times New Roman" w:cs="Times New Roman" w:eastAsia="Times New Roman" w:hAnsi="Times New Roman"/>
+          <w:i/>
+          <w:iCs/>
+          <w:color w:val="6B7280"/>
+          <w:sz w:val="18"/>
+          <w:szCs w:val="18"/>
+        </w:rPr>
+        <w:t xml:space="preserve">   [Corrigé le 11/10/2026 : la version initiale écrivait « 🔴 ALERTE : lancement estimé autour du 27 octobre 2026 (dans ~16 jours) ».]</w:t>
       </w:r>
     </w:p>
     <w:p>
@@ -3397,7 +3496,18 @@
           <w:sz w:val="22"/>
           <w:szCs w:val="22"/>
         </w:rPr>
-        <w:t xml:space="preserve">9to5Mac (08/10/2026) : iMac M6 pour « le 27 ou autour du 27 octobre ». Source : extrait WebSearch.</w:t>
+        <w:t xml:space="preserve">9to5Mac (08/10/2026) — l'article de Chance Miller s'intitule « Apple to launch touchscreen MacBook Pro and more on October 27: report ». L'iMac n'y est pas nommé : il tomberait dans le « and more », ce qui est une inférence et non une information. Source : page d'accueil 9to5mac, lue en 200.</w:t>
+      </w:r>
+      <w:r>
+        <w:rPr>
+          <w:rFonts w:ascii="Times New Roman" w:cs="Times New Roman" w:eastAsia="Times New Roman" w:hAnsi="Times New Roman"/>
+          <w:i/>
+          <w:iCs/>
+          <w:color w:val="6B7280"/>
+          <w:sz w:val="18"/>
+          <w:szCs w:val="18"/>
+        </w:rPr>
+        <w:t xml:space="preserve">   [Corrigé le 11/10/2026 : la version initiale écrivait « 9to5Mac (08/10/2026) : iMac M6 pour « le 27 ou autour du 27 octobre » ». Cette phrase entre guillemets n'est sur aucune page lue — controle_attributions la signalait déjà en « A RELIRE », et le récapitulatif du job le disait.]</w:t>
       </w:r>
     </w:p>
     <w:p>
@@ -3439,7 +3549,18 @@
           <w:sz w:val="22"/>
           <w:szCs w:val="22"/>
         </w:rPr>
-        <w:t xml:space="preserve">MacRumors (05/10/2026) — deux vagues de lancements signalées en octobre : 1ʳᵉ vague le 13/10 (HomePod mini, Apple TV 4K, Smart Home Hub), 2ᵉ vague vers 27/10 (MacBook Pro OLED, iMac M6, iPad mini OLED, Mac Studio M5 Ultra). Source : extrait WebSearch.</w:t>
+        <w:t xml:space="preserve">MacRumors (05/10/2026) — deux vagues de lancements en octobre, dont l'iMac M6 dans la seconde : CETTE INFORMATION N'A PAS ÉTÉ RETROUVÉE sur les pages lues le 11/10/2026. À rouvrir avant d'en conclure quoi que ce soit.</w:t>
+      </w:r>
+      <w:r>
+        <w:rPr>
+          <w:rFonts w:ascii="Times New Roman" w:cs="Times New Roman" w:eastAsia="Times New Roman" w:hAnsi="Times New Roman"/>
+          <w:i/>
+          <w:iCs/>
+          <w:color w:val="6B7280"/>
+          <w:sz w:val="18"/>
+          <w:szCs w:val="18"/>
+        </w:rPr>
+        <w:t xml:space="preserve">   [Corrigé le 11/10/2026 : la version initiale présentait les deux vagues (13/10 puis 27/10, avec MacBook Pro OLED, iMac M6, iPad mini OLED, Mac Studio M5 Ultra) comme un fait sourceé par extrait de recherche. Réouverture du 11/10 : ni cette liste ni « second wave » ne figurent sur les pages macrumors, 9to5mac ou macg lues.]</w:t>
       </w:r>
     </w:p>
     <w:p>
@@ -3524,7 +3645,18 @@
           <w:sz w:val="22"/>
           <w:szCs w:val="22"/>
         </w:rPr>
-        <w:t xml:space="preserve">Procédé : première puce Apple en 2 nm (TSMC N2) — le M4 est en 3 nm (N3E, selon MacRumors)</w:t>
+        <w:t xml:space="preserve">Procédé : « the first chip built on Apple's 2-nanometer process » (MacRumors) — le fondeur n'est pas nommé sur la page. Le M4 est en 3 nm, « built on a N3E node » (MacRumors).</w:t>
+      </w:r>
+      <w:r>
+        <w:rPr>
+          <w:rFonts w:ascii="Times New Roman" w:cs="Times New Roman" w:eastAsia="Times New Roman" w:hAnsi="Times New Roman"/>
+          <w:i/>
+          <w:iCs/>
+          <w:color w:val="6B7280"/>
+          <w:sz w:val="18"/>
+          <w:szCs w:val="18"/>
+        </w:rPr>
+        <w:t xml:space="preserve">   [Corrigé le 11/10/2026 : la version initiale écrivait « 2 nm (TSMC N2) ». « TSMC » et « N2 » comptent zéro occurrence sur les dix pages lues. ⚠️ L'ENTRÉE 7 DU JOURNAL DU 04/10/2026 CORRIGEAIT DÉJÀ « Procédé 2 nm TSMC » pour ce motif exact, dans ces mots : « le fondeur n'étant pas nommé sur la page citée ».]</w:t>
       </w:r>
     </w:p>
     <w:p>
@@ -4397,9 +4529,20 @@
             <w:szCs w:val="22"/>
             <w:u w:val="single"/>
           </w:rPr>
-          <w:t xml:space="preserve">hp.com — HP OmniStudio X 27" (timeout lors du fetch)</w:t>
+          <w:t xml:space="preserve">hp.com — HP OmniStudio X 27" (timeout lors du fetch de 8h03 ; la page répond 200 pour 500 559 octets à la réouverture du 11/10 à 14h, avec un agent de navigateur)</w:t>
         </w:r>
       </w:hyperlink>
+      <w:r>
+        <w:rPr>
+          <w:rFonts w:ascii="Times New Roman" w:cs="Times New Roman" w:eastAsia="Times New Roman" w:hAnsi="Times New Roman"/>
+          <w:i/>
+          <w:iCs/>
+          <w:color w:val="6B7280"/>
+          <w:sz w:val="18"/>
+          <w:szCs w:val="18"/>
+        </w:rPr>
+        <w:t xml:space="preserve">   [Corrigé le 11/10/2026 : la version initiale écrivait seulement « (timeout lors du fetch) ». Le timeout est plausible, la page n'est pas inaccessible — et le HP OmniStudio reste la seule ligne « non lu » du tableau Windows.]</w:t>
+      </w:r>
     </w:p>
     <w:p>
       <w:pPr>
@@ -4508,7 +4651,18 @@
           <w:sz w:val="22"/>
           <w:szCs w:val="22"/>
         </w:rPr>
-        <w:t xml:space="preserve">🔍 Confirmer la config exacte du Lenovo 27IPH11 à 1 349,99 € chez Darty (Ultra 5 ou Ultra 7 ?) — ouvrir darty.com directement.</w:t>
+        <w:t xml:space="preserve">🔍 Lenovo 27IPH11 : ouvrir darty.com et ldlc.com directement avant toute conclusion. À ce jour, aucune configuration n'est établie à 1 349,99 €, et le 04/10 avait trouvé l'Ultra 5 à 16 Go en RUPTURE à ce prix.</w:t>
+      </w:r>
+      <w:r>
+        <w:rPr>
+          <w:rFonts w:ascii="Times New Roman" w:cs="Times New Roman" w:eastAsia="Times New Roman" w:hAnsi="Times New Roman"/>
+          <w:i/>
+          <w:iCs/>
+          <w:color w:val="6B7280"/>
+          <w:sz w:val="18"/>
+          <w:szCs w:val="18"/>
+        </w:rPr>
+        <w:t xml:space="preserve">   [Corrigé le 11/10/2026 : la version initiale écrivait « Confirmer la config exacte du Lenovo 27IPH11 à 1 349,99 € chez Darty (Ultra 5 ou Ultra 7 ?) » — une question à laquelle l'édition du 04/10 avait déjà répondu.]</w:t>
       </w:r>
     </w:p>
     <w:p>
@@ -4550,7 +4704,18 @@
           <w:sz w:val="22"/>
           <w:szCs w:val="22"/>
         </w:rPr>
-        <w:t xml:space="preserve">📦 Stock Apple Reconditionné : suivre si les iMac M4 apparaissent en plus grande quantité (signe de liquidation avant M6).</w:t>
+        <w:t xml:space="preserve">📦 Stock Apple Reconditionné : suivre si les iMac M4 apparaissent en plus grande quantité (signe de liquidation avant M6). — 🏷️ Promo Boulanger sur le 10c/10c 256 Go (1 899 € au 11/10) : item de veille du 04/10, toujours en ligne, à suivre. — 🖥️ Asus Zen AiO : item de veille du 04/10, non repris cette semaine, à reprendre.</w:t>
+      </w:r>
+      <w:r>
+        <w:rPr>
+          <w:rFonts w:ascii="Times New Roman" w:cs="Times New Roman" w:eastAsia="Times New Roman" w:hAnsi="Times New Roman"/>
+          <w:i/>
+          <w:iCs/>
+          <w:color w:val="6B7280"/>
+          <w:sz w:val="18"/>
+          <w:szCs w:val="18"/>
+        </w:rPr>
+        <w:t xml:space="preserve">   [Corrigé le 11/10/2026 : la version initiale n'avait pas repris deux items que l'édition du 04/10 demandait de surveiller : la promo Boulanger sur la Config 2 — qui est toujours à 1 899,00 € sur le comparateur au 11/10 — et l'Asus Zen AiO, qui comptait zéro occurrence.]</w:t>
       </w:r>
     </w:p>
     <w:p>
@@ -4597,7 +4762,295 @@
           <w:sz w:val="22"/>
           <w:szCs w:val="22"/>
         </w:rPr>
-        <w:t xml:space="preserve">Version initiale — 11/10/2026. Aucune correction à ce stade.</w:t>
+        <w:t xml:space="preserve">Corrections apportées le 11/10/2026 après réouverture des dix sources listées avec un agent de navigateur (9 en 200, darty.com en 403), réattribution des prix du comparateur marchand par marchand depuis les logos, et relecture du journal des corrections de l'édition du 04/10/2026. Vingt-trois paragraphes retouchés. ⚠️ TROIS des dix corrections du 04/10 étaient rejouées : le Lenovo à 1 349 € en Core Ultra 7 / 32 Go / 1 To (entrées 1, 4, 6 et 8) et le « 2 nm TSMC » (entrée 7). Libellés d'origine ci-dessous.</w:t>
+      </w:r>
+    </w:p>
+    <w:p>
+      <w:pPr>
+        <w:spacing w:after="80"/>
+      </w:pPr>
+      <w:r>
+        <w:rPr>
+          <w:rFonts w:ascii="Calibri" w:cs="Calibri" w:eastAsia="Calibri" w:hAnsi="Calibri"/>
+          <w:b w:val="false"/>
+          <w:bCs w:val="false"/>
+          <w:color w:val="1F2937"/>
+          <w:sz w:val="22"/>
+          <w:szCs w:val="22"/>
+        </w:rPr>
+        <w:t xml:space="preserve">¶5 — libellé d'origine : « 🔴 iMac M6 : lancement estimé autour du 27 octobre 2026 par 9to5Mac (08/10) — soit dans ~16 jours. Achat iMac M4 maintenant = risque de décote immédiate. »</w:t>
+      </w:r>
+    </w:p>
+    <w:p>
+      <w:pPr>
+        <w:spacing w:after="80"/>
+      </w:pPr>
+      <w:r>
+        <w:rPr>
+          <w:rFonts w:ascii="Calibri" w:cs="Calibri" w:eastAsia="Calibri" w:hAnsi="Calibri"/>
+          <w:b w:val="false"/>
+          <w:bCs w:val="false"/>
+          <w:color w:val="1F2937"/>
+          <w:sz w:val="22"/>
+          <w:szCs w:val="22"/>
+        </w:rPr>
+        <w:t xml:space="preserve">¶7 — libellé d'origine : « 📦 Reconditionné Apple stable : 10 lignes iMac M4 disponibles, minimum 1 519 € (8c/8c) — économie de 280 € vs neuf. »</w:t>
+      </w:r>
+    </w:p>
+    <w:p>
+      <w:pPr>
+        <w:spacing w:after="80"/>
+      </w:pPr>
+      <w:r>
+        <w:rPr>
+          <w:rFonts w:ascii="Calibri" w:cs="Calibri" w:eastAsia="Calibri" w:hAnsi="Calibri"/>
+          <w:b w:val="false"/>
+          <w:bCs w:val="false"/>
+          <w:color w:val="1F2937"/>
+          <w:sz w:val="22"/>
+          <w:szCs w:val="22"/>
+        </w:rPr>
+        <w:t xml:space="preserve">¶8 — libellé d'origine : « 🖥️ PC Windows comparable : Lenovo IdeaCentre AIO 27IPH11 à 1 349,99 € chez Darty (−18%, prix reg. 1 649,99 €) — config à vérifier (voir section Windows). »</w:t>
+      </w:r>
+    </w:p>
+    <w:p>
+      <w:pPr>
+        <w:spacing w:after="80"/>
+      </w:pPr>
+      <w:r>
+        <w:rPr>
+          <w:rFonts w:ascii="Calibri" w:cs="Calibri" w:eastAsia="Calibri" w:hAnsi="Calibri"/>
+          <w:b w:val="false"/>
+          <w:bCs w:val="false"/>
+          <w:color w:val="1F2937"/>
+          <w:sz w:val="22"/>
+          <w:szCs w:val="22"/>
+        </w:rPr>
+        <w:t xml:space="preserve">¶12 — libellé d'origine : « ⚠️ Prix Apple officiels rendus en JavaScript — la fourchette 1 799 € – 4 202,98 € est partiellement visible sur la page ; les tarifs ci-dessous sont ceux de consomac.fr, servie en HTML. »</w:t>
+      </w:r>
+    </w:p>
+    <w:p>
+      <w:pPr>
+        <w:spacing w:after="80"/>
+      </w:pPr>
+      <w:r>
+        <w:rPr>
+          <w:rFonts w:ascii="Calibri" w:cs="Calibri" w:eastAsia="Calibri" w:hAnsi="Calibri"/>
+          <w:b w:val="false"/>
+          <w:bCs w:val="false"/>
+          <w:color w:val="1F2937"/>
+          <w:sz w:val="22"/>
+          <w:szCs w:val="22"/>
+        </w:rPr>
+        <w:t xml:space="preserve">¶93 — libellé d'origine : « ⚠️ Note Lenovo : le modèle 27IPH11 existe en deux déclinaisons. Selon l'analyse de la veille du 04/10/2026, 1 349 € correspondait au Core Ultra 5 / 16 Go / 512 Go — la déclinaison Ultra 7 / 32 Go / 1 To était à 1 699,95 € chez LDLC. L'offre Darty à 1 349,99 € annoncée Core Ultra 7 / 32 Go est à vérifier : possible mélange de configs dans l'extrait WebSearch. »</w:t>
+      </w:r>
+    </w:p>
+    <w:p>
+      <w:pPr>
+        <w:spacing w:after="80"/>
+      </w:pPr>
+      <w:r>
+        <w:rPr>
+          <w:rFonts w:ascii="Calibri" w:cs="Calibri" w:eastAsia="Calibri" w:hAnsi="Calibri"/>
+          <w:b w:val="false"/>
+          <w:bCs w:val="false"/>
+          <w:color w:val="1F2937"/>
+          <w:sz w:val="22"/>
+          <w:szCs w:val="22"/>
+        </w:rPr>
+        <w:t xml:space="preserve">¶97 — libellé d'origine : « Comparaisons basées sur les prix disponibles, avec les réserves sur les specs Windows notées ci-dessus. »</w:t>
+      </w:r>
+    </w:p>
+    <w:p>
+      <w:pPr>
+        <w:spacing w:after="80"/>
+      </w:pPr>
+      <w:r>
+        <w:rPr>
+          <w:rFonts w:ascii="Calibri" w:cs="Calibri" w:eastAsia="Calibri" w:hAnsi="Calibri"/>
+          <w:b w:val="false"/>
+          <w:bCs w:val="false"/>
+          <w:color w:val="1F2937"/>
+          <w:sz w:val="22"/>
+          <w:szCs w:val="22"/>
+        </w:rPr>
+        <w:t xml:space="preserve">¶133 — libellé d'origine : « 🟡 Lenovo 27IPH11 à 1 349,99 € (-18%, reg. 1 649,99 €) chez Darty — si la config Core Ultra 7 / 32 Go est confirmée, c'est le meilleur rapport de la semaine. À vérifier avant commande. »</w:t>
+      </w:r>
+    </w:p>
+    <w:p>
+      <w:pPr>
+        <w:spacing w:after="80"/>
+      </w:pPr>
+      <w:r>
+        <w:rPr>
+          <w:rFonts w:ascii="Calibri" w:cs="Calibri" w:eastAsia="Calibri" w:hAnsi="Calibri"/>
+          <w:b w:val="false"/>
+          <w:bCs w:val="false"/>
+          <w:color w:val="1F2937"/>
+          <w:sz w:val="22"/>
+          <w:szCs w:val="22"/>
+        </w:rPr>
+        <w:t xml:space="preserve">¶136 — libellé d'origine : « 🔴 ALERTE : lancement estimé autour du 27 octobre 2026 (dans ~16 jours). »</w:t>
+      </w:r>
+    </w:p>
+    <w:p>
+      <w:pPr>
+        <w:spacing w:after="80"/>
+      </w:pPr>
+      <w:r>
+        <w:rPr>
+          <w:rFonts w:ascii="Calibri" w:cs="Calibri" w:eastAsia="Calibri" w:hAnsi="Calibri"/>
+          <w:b w:val="false"/>
+          <w:bCs w:val="false"/>
+          <w:color w:val="1F2937"/>
+          <w:sz w:val="22"/>
+          <w:szCs w:val="22"/>
+        </w:rPr>
+        <w:t xml:space="preserve">¶139 — libellé d'origine : « 9to5Mac (08/10/2026) : iMac M6 pour « le 27 ou autour du 27 octobre ». Source : extrait WebSearch. »</w:t>
+      </w:r>
+    </w:p>
+    <w:p>
+      <w:pPr>
+        <w:spacing w:after="80"/>
+      </w:pPr>
+      <w:r>
+        <w:rPr>
+          <w:rFonts w:ascii="Calibri" w:cs="Calibri" w:eastAsia="Calibri" w:hAnsi="Calibri"/>
+          <w:b w:val="false"/>
+          <w:bCs w:val="false"/>
+          <w:color w:val="1F2937"/>
+          <w:sz w:val="22"/>
+          <w:szCs w:val="22"/>
+        </w:rPr>
+        <w:t xml:space="preserve">¶141 — libellé d'origine : « MacRumors (05/10/2026) — deux vagues de lancements signalées en octobre : 1ʳᵉ vague le 13/10 (HomePod mini, Apple TV 4K, Smart Home Hub), 2ᵉ vague vers 27/10 (MacBook Pro OLED, iMac M6, iPad mini OLED, Mac Studio M5 Ultra). Source : extrait WebSearch. »</w:t>
+      </w:r>
+    </w:p>
+    <w:p>
+      <w:pPr>
+        <w:spacing w:after="80"/>
+      </w:pPr>
+      <w:r>
+        <w:rPr>
+          <w:rFonts w:ascii="Calibri" w:cs="Calibri" w:eastAsia="Calibri" w:hAnsi="Calibri"/>
+          <w:b w:val="false"/>
+          <w:bCs w:val="false"/>
+          <w:color w:val="1F2937"/>
+          <w:sz w:val="22"/>
+          <w:szCs w:val="22"/>
+        </w:rPr>
+        <w:t xml:space="preserve">¶146 — libellé d'origine : « Procédé : première puce Apple en 2 nm (TSMC N2) — le M4 est en 3 nm (N3E, selon MacRumors) »</w:t>
+      </w:r>
+    </w:p>
+    <w:p>
+      <w:pPr>
+        <w:spacing w:after="80"/>
+      </w:pPr>
+      <w:r>
+        <w:rPr>
+          <w:rFonts w:ascii="Calibri" w:cs="Calibri" w:eastAsia="Calibri" w:hAnsi="Calibri"/>
+          <w:b w:val="false"/>
+          <w:bCs w:val="false"/>
+          <w:color w:val="1F2937"/>
+          <w:sz w:val="22"/>
+          <w:szCs w:val="22"/>
+        </w:rPr>
+        <w:t xml:space="preserve">¶190 — libellé d'origine : « 🔍 Confirmer la config exacte du Lenovo 27IPH11 à 1 349,99 € chez Darty (Ultra 5 ou Ultra 7 ?) — ouvrir darty.com directement. »</w:t>
+      </w:r>
+    </w:p>
+    <w:p>
+      <w:pPr>
+        <w:spacing w:after="80"/>
+      </w:pPr>
+      <w:r>
+        <w:rPr>
+          <w:rFonts w:ascii="Calibri" w:cs="Calibri" w:eastAsia="Calibri" w:hAnsi="Calibri"/>
+          <w:b w:val="false"/>
+          <w:bCs w:val="false"/>
+          <w:color w:val="1F2937"/>
+          <w:sz w:val="22"/>
+          <w:szCs w:val="22"/>
+        </w:rPr>
+        <w:t xml:space="preserve">¶192 — libellé d'origine : « 📦 Stock Apple Reconditionné : suivre si les iMac M4 apparaissent en plus grande quantité (signe de liquidation avant M6). »</w:t>
+      </w:r>
+    </w:p>
+    <w:p>
+      <w:pPr>
+        <w:spacing w:after="80"/>
+      </w:pPr>
+      <w:r>
+        <w:rPr>
+          <w:rFonts w:ascii="Calibri" w:cs="Calibri" w:eastAsia="Calibri" w:hAnsi="Calibri"/>
+          <w:b w:val="false"/>
+          <w:bCs w:val="false"/>
+          <w:color w:val="1F2937"/>
+          <w:sz w:val="22"/>
+          <w:szCs w:val="22"/>
+        </w:rPr>
+        <w:t xml:space="preserve">¶184 — libellé d'origine : « 10. ⛔ hp.com — HP OmniStudio X 27" (timeout lors du fetch) »</w:t>
+      </w:r>
+    </w:p>
+    <w:p>
+      <w:pPr>
+        <w:spacing w:after="80"/>
+      </w:pPr>
+      <w:r>
+        <w:rPr>
+          <w:rFonts w:ascii="Calibri" w:cs="Calibri" w:eastAsia="Calibri" w:hAnsi="Calibri"/>
+          <w:b w:val="false"/>
+          <w:bCs w:val="false"/>
+          <w:color w:val="1F2937"/>
+          <w:sz w:val="22"/>
+          <w:szCs w:val="22"/>
+        </w:rPr>
+        <w:t xml:space="preserve">¶¶35–38 (tableau, ligne 24 Go · 512 Go) — libellés d'origine : « 2 364,91 € », « Boulanger », « −74 € », « −3 % ».</w:t>
+      </w:r>
+    </w:p>
+    <w:p>
+      <w:pPr>
+        <w:spacing w:after="80"/>
+      </w:pPr>
+      <w:r>
+        <w:rPr>
+          <w:rFonts w:ascii="Calibri" w:cs="Calibri" w:eastAsia="Calibri" w:hAnsi="Calibri"/>
+          <w:b w:val="false"/>
+          <w:bCs w:val="false"/>
+          <w:color w:val="1F2937"/>
+          <w:sz w:val="22"/>
+          <w:szCs w:val="22"/>
+        </w:rPr>
+        <w:t xml:space="preserve">¶40 et ¶53 (tableau du reconditionné) — libellés d'origine : « — 10 lignes iMac M4 : » et « 10c/10c · 16 Go · nano-texturé ×2 (hors configs suivies) ».</w:t>
+      </w:r>
+    </w:p>
+    <w:p>
+      <w:pPr>
+        <w:spacing w:after="80"/>
+      </w:pPr>
+      <w:r>
+        <w:rPr>
+          <w:rFonts w:ascii="Calibri" w:cs="Calibri" w:eastAsia="Calibri" w:hAnsi="Calibri"/>
+          <w:b w:val="false"/>
+          <w:bCs w:val="false"/>
+          <w:color w:val="1F2937"/>
+          <w:sz w:val="22"/>
+          <w:szCs w:val="22"/>
+        </w:rPr>
+        <w:t xml:space="preserve">¶¶69, 70, 73, 104, 107 et 119 (cellules de tableau) — libellés d'origine : « Core Ultra 7 355 (Copilot+) — config à vérifier », « 32 Go / 1 To », « Darty (−18%, à vérifier) », « 1 349–1 699 € (sous réserve de specs) », « Windows −100 à −200 € environ », « Windows 11 : support jusqu'à oct. 2031 (annoncé par Microsoft) ».</w:t>
+      </w:r>
+    </w:p>
+    <w:p>
+      <w:pPr>
+        <w:spacing w:after="80"/>
+      </w:pPr>
+      <w:r>
+        <w:rPr>
+          <w:rFonts w:ascii="Calibri" w:cs="Calibri" w:eastAsia="Calibri" w:hAnsi="Calibri"/>
+          <w:b w:val="false"/>
+          <w:bCs w:val="false"/>
+          <w:color w:val="1F2937"/>
+          <w:sz w:val="22"/>
+          <w:szCs w:val="22"/>
+        </w:rPr>
+        <w:t xml:space="preserve">¶1 (en-tête) — libellé d'origine du niveau d'alerte : « 🔴 Sortie M6 imminente ».</w:t>
       </w:r>
     </w:p>
     <w:sectPr>
